--- a/docs/proposal DAP.docx
+++ b/docs/proposal DAP.docx
@@ -523,7 +523,7 @@
           <w:sz w:val="20"/>
           <w:szCs w:val="20"/>
         </w:rPr>
-        <w:t>Notebook phân tích gồm bản đồ nhiệt 63 tỉnh, Word Cloud và dashboard tương tác</w:t>
+        <w:t>Notebook phân tích gồm bản đồ nhiệt 63 tỉnh và Word Cloud</w:t>
       </w:r>
     </w:p>
     <w:p>
